--- a/landing/src/content/docs/agent/modes.md.docx
+++ b/landing/src/content/docs/agent/modes.md.docx
@@ -85,6 +85,7 @@
           <w:numId w:val="1"/>
         </w:numPr>
         <w:ind w:left="720" w:hanging="360"/>
+        <w:rPr/>
       </w:pPr>
       <w:r>
         <w:rPr>
@@ -100,6 +101,7 @@
           <w:numId w:val="1"/>
         </w:numPr>
         <w:ind w:left="720" w:hanging="360"/>
+        <w:rPr/>
       </w:pPr>
       <w:r>
         <w:rPr>
@@ -115,6 +117,7 @@
           <w:numId w:val="1"/>
         </w:numPr>
         <w:ind w:left="720" w:hanging="360"/>
+        <w:rPr/>
       </w:pPr>
       <w:r>
         <w:rPr>
@@ -130,6 +133,7 @@
           <w:numId w:val="1"/>
         </w:numPr>
         <w:ind w:left="720" w:hanging="360"/>
+        <w:rPr/>
       </w:pPr>
       <w:r>
         <w:rPr>
@@ -145,6 +149,7 @@
           <w:numId w:val="1"/>
         </w:numPr>
         <w:ind w:left="720" w:hanging="360"/>
+        <w:rPr/>
       </w:pPr>
       <w:r>
         <w:rPr>
@@ -160,6 +165,7 @@
           <w:numId w:val="1"/>
         </w:numPr>
         <w:ind w:left="720" w:hanging="360"/>
+        <w:rPr/>
       </w:pPr>
       <w:r>
         <w:rPr>
@@ -249,7 +255,7 @@
         <w:pStyle w:val="Heading2"/>
         <w:rPr/>
       </w:pPr>
-      <w:bookmarkStart w:colFirst="0" w:colLast="0" w:name="_ict6u2p4eps3" w:id="0"/>
+      <w:bookmarkStart w:colFirst="0" w:colLast="0" w:name="_ejr33ea5ycot" w:id="0"/>
       <w:bookmarkEnd w:id="0"/>
       <w:r>
         <w:rPr>
@@ -704,7 +710,7 @@
         <w:pStyle w:val="Heading2"/>
         <w:rPr/>
       </w:pPr>
-      <w:bookmarkStart w:colFirst="0" w:colLast="0" w:name="_yqqeqei19j5i" w:id="1"/>
+      <w:bookmarkStart w:colFirst="0" w:colLast="0" w:name="_5p8lhwpjndas" w:id="1"/>
       <w:bookmarkEnd w:id="1"/>
       <w:r>
         <w:rPr>
@@ -743,7 +749,7 @@
         <w:pStyle w:val="Heading2"/>
         <w:rPr/>
       </w:pPr>
-      <w:bookmarkStart w:colFirst="0" w:colLast="0" w:name="_8emlnsghuv8b" w:id="2"/>
+      <w:bookmarkStart w:colFirst="0" w:colLast="0" w:name="_xamvjbrrkj8z" w:id="2"/>
       <w:bookmarkEnd w:id="2"/>
       <w:r>
         <w:rPr>
@@ -874,7 +880,7 @@
         <w:pStyle w:val="Heading2"/>
         <w:rPr/>
       </w:pPr>
-      <w:bookmarkStart w:colFirst="0" w:colLast="0" w:name="_r37i8viik15f" w:id="3"/>
+      <w:bookmarkStart w:colFirst="0" w:colLast="0" w:name="_4m6i3jrclmwa" w:id="3"/>
       <w:bookmarkEnd w:id="3"/>
       <w:r>
         <w:rPr>
@@ -899,7 +905,7 @@
         <w:pStyle w:val="Heading2"/>
         <w:rPr/>
       </w:pPr>
-      <w:bookmarkStart w:colFirst="0" w:colLast="0" w:name="_yxozrmeodw8e" w:id="4"/>
+      <w:bookmarkStart w:colFirst="0" w:colLast="0" w:name="_czrn7d1r0bg6" w:id="4"/>
       <w:bookmarkEnd w:id="4"/>
       <w:r>
         <w:rPr>
